--- a/05_Website_Angular/docs/ResumeMatch-PH-Manuscript-Guide.docx
+++ b/05_Website_Angular/docs/ResumeMatch-PH-Manuscript-Guide.docx
@@ -208,6 +208,19 @@
     </w:p>
     <w:p>
       <w:pPr>
+        <w:pStyle w:val="ListParagraph"/>
+        <w:numPr>
+          <w:ilvl w:val="0"/>
+          <w:numId w:val="2"/>
+        </w:numPr>
+        <w:spacing w:after="70"/>
+      </w:pPr>
+      <w:r>
+        <w:t>A skill an applicant cannot account for is worth less than one they can — the builder asks where each skill was used, and a skill with no source counts half.</w:t>
+      </w:r>
+    </w:p>
+    <w:p>
+      <w:pPr>
         <w:pStyle w:val="Heading3"/>
       </w:pPr>
       <w:r>
@@ -264,6 +277,19 @@
       </w:pPr>
       <w:r>
         <w:t xml:space="preserve">That the system removes bias from hiring. It makes one step visible; it does not make the process fair.</w:t>
+      </w:r>
+    </w:p>
+    <w:p>
+      <w:pPr>
+        <w:pStyle w:val="ListParagraph"/>
+        <w:numPr>
+          <w:ilvl w:val="0"/>
+          <w:numId w:val="2"/>
+        </w:numPr>
+        <w:spacing w:after="70"/>
+      </w:pPr>
+      <w:r>
+        <w:t>That the half-credit rule stops a determined applicant from padding a skills list. It makes padding cost points and makes it visible to the recruiter. It does not prevent it, and the paper should say so in those words.</w:t>
       </w:r>
     </w:p>
     <w:p>
@@ -2013,6 +2039,19 @@
     </w:p>
     <w:p>
       <w:pPr>
+        <w:pStyle w:val="ListParagraph"/>
+        <w:numPr>
+          <w:ilvl w:val="0"/>
+          <w:numId w:val="2"/>
+        </w:numPr>
+        <w:spacing w:after="70"/>
+      </w:pPr>
+      <w:r>
+        <w:t>Half credit for an unsourced skill is also a choice, not a finding. 0.5 was picked because it is defensible in one sentence and does not punish a self-taught applicant; no data in this study says it is the right number.</w:t>
+      </w:r>
+    </w:p>
+    <w:p>
+      <w:pPr>
         <w:pStyle w:val="Heading2"/>
       </w:pPr>
       <w:r>
@@ -2361,7 +2400,7 @@
                 <w:sz w:val="19"/>
                 <w:szCs w:val="19"/>
               </w:rPr>
-              <w:t xml:space="preserve">The application row stores the score frozen at the moment of applying</w:t>
+              <w:t>The application stores score_snapshot, and the ranked list sorts on it — an API test edits a resume after applying and asserts the shortlist does not reorder</w:t>
             </w:r>
           </w:p>
         </w:tc>
@@ -2450,6 +2489,132 @@
           </w:p>
         </w:tc>
       </w:tr>
+      <w:tr>
+        <w:tc>
+          <w:tcPr>
+            <w:tcW w:type="dxa" w:w="4200"/>
+            <w:tcMar>
+              <w:top w:type="dxa" w:w="90"/>
+              <w:left w:type="dxa" w:w="130"/>
+              <w:bottom w:type="dxa" w:w="90"/>
+              <w:right w:type="dxa" w:w="130"/>
+            </w:tcMar>
+          </w:tcPr>
+          <w:p>
+            <w:r>
+              <w:rPr>
+                <w:sz w:val="19"/>
+                <w:szCs w:val="19"/>
+              </w:rPr>
+              <w:t>A skill with no source counts half</w:t>
+            </w:r>
+          </w:p>
+        </w:tc>
+        <w:tc>
+          <w:tcPr>
+            <w:tcW w:type="dxa" w:w="5160"/>
+            <w:tcMar>
+              <w:top w:type="dxa" w:w="90"/>
+              <w:left w:type="dxa" w:w="130"/>
+              <w:bottom w:type="dxa" w:w="90"/>
+              <w:right w:type="dxa" w:w="130"/>
+            </w:tcMar>
+          </w:tcPr>
+          <w:p>
+            <w:r>
+              <w:rPr>
+                <w:sz w:val="19"/>
+                <w:szCs w:val="19"/>
+              </w:rPr>
+              <w:t>UNEVIDENCED_CREDIT in both engines, with engine tests on the constant, on each branch, and on the empty-versus-absent distinction</w:t>
+            </w:r>
+          </w:p>
+        </w:tc>
+      </w:tr>
+      <w:tr>
+        <w:tc>
+          <w:tcPr>
+            <w:tcW w:type="dxa" w:w="4200"/>
+            <w:tcMar>
+              <w:top w:type="dxa" w:w="90"/>
+              <w:left w:type="dxa" w:w="130"/>
+              <w:bottom w:type="dxa" w:w="90"/>
+              <w:right w:type="dxa" w:w="130"/>
+            </w:tcMar>
+          </w:tcPr>
+          <w:p>
+            <w:r>
+              <w:rPr>
+                <w:sz w:val="19"/>
+                <w:szCs w:val="19"/>
+              </w:rPr>
+              <w:t>The link is never on the applicant’s resume</w:t>
+            </w:r>
+          </w:p>
+        </w:tc>
+        <w:tc>
+          <w:tcPr>
+            <w:tcW w:type="dxa" w:w="5160"/>
+            <w:tcMar>
+              <w:top w:type="dxa" w:w="90"/>
+              <w:left w:type="dxa" w:w="130"/>
+              <w:bottom w:type="dxa" w:w="90"/>
+              <w:right w:type="dxa" w:w="130"/>
+            </w:tcMar>
+          </w:tcPr>
+          <w:p>
+            <w:r>
+              <w:rPr>
+                <w:sz w:val="19"/>
+                <w:szCs w:val="19"/>
+              </w:rPr>
+              <w:t>The printed sheet renders the flat skills list; an API test asserts no employer name reaches it</w:t>
+            </w:r>
+          </w:p>
+        </w:tc>
+      </w:tr>
+      <w:tr>
+        <w:tc>
+          <w:tcPr>
+            <w:tcW w:type="dxa" w:w="4200"/>
+            <w:tcMar>
+              <w:top w:type="dxa" w:w="90"/>
+              <w:left w:type="dxa" w:w="130"/>
+              <w:bottom w:type="dxa" w:w="90"/>
+              <w:right w:type="dxa" w:w="130"/>
+            </w:tcMar>
+          </w:tcPr>
+          <w:p>
+            <w:r>
+              <w:rPr>
+                <w:sz w:val="19"/>
+                <w:szCs w:val="19"/>
+              </w:rPr>
+              <w:t>Applicants are told why they were not taken forward</w:t>
+            </w:r>
+          </w:p>
+        </w:tc>
+        <w:tc>
+          <w:tcPr>
+            <w:tcW w:type="dxa" w:w="5160"/>
+            <w:tcMar>
+              <w:top w:type="dxa" w:w="90"/>
+              <w:left w:type="dxa" w:w="130"/>
+              <w:bottom w:type="dxa" w:w="90"/>
+              <w:right w:type="dxa" w:w="130"/>
+            </w:tcMar>
+          </w:tcPr>
+          <w:p>
+            <w:r>
+              <w:rPr>
+                <w:sz w:val="19"/>
+                <w:szCs w:val="19"/>
+              </w:rPr>
+              <w:t>The history route returns the reason to both audiences and the staff name to neither — one API test covers both halves</w:t>
+            </w:r>
+          </w:p>
+        </w:tc>
+      </w:tr>
     </w:tbl>
     <w:p>
       <w:pPr>
@@ -2514,6 +2679,32 @@
       </w:pPr>
       <w:r>
         <w:t xml:space="preserve">Job alerts are filtered by score, which the paper should state rather than implying seekers are told about every new opening.</w:t>
+      </w:r>
+    </w:p>
+    <w:p>
+      <w:pPr>
+        <w:pStyle w:val="ListParagraph"/>
+        <w:numPr>
+          <w:ilvl w:val="0"/>
+          <w:numId w:val="2"/>
+        </w:numPr>
+        <w:spacing w:after="70"/>
+      </w:pPr>
+      <w:r>
+        <w:t>Two features are in the software and not yet in the manuscript: skills linked to evidence with half credit for the unlinked, and rejection reasons that reach the applicant. Both change sentences the paper already contains — the scoring formula in Chapter 3, and the description of what an applicant is told — so they are edits rather than additions.</w:t>
+      </w:r>
+    </w:p>
+    <w:p>
+      <w:pPr>
+        <w:pStyle w:val="ListParagraph"/>
+        <w:numPr>
+          <w:ilvl w:val="0"/>
+          <w:numId w:val="2"/>
+        </w:numPr>
+        <w:spacing w:after="70"/>
+      </w:pPr>
+      <w:r>
+        <w:t>The scoring formula as printed in Chapter 3 is now incomplete. It reads matched ÷ required; it should read (matched − unsourced × 0.5) ÷ required. Anyone reproducing a score by hand from the paper alone would get the wrong number for an applicant with an unsourced skill.</w:t>
       </w:r>
     </w:p>
     <w:p>

--- a/05_Website_Angular/docs/ResumeMatch-PH-Manuscript-Guide.docx
+++ b/05_Website_Angular/docs/ResumeMatch-PH-Manuscript-Guide.docx
@@ -2691,20 +2691,20 @@
         <w:spacing w:after="70"/>
       </w:pPr>
       <w:r>
-        <w:t>Two features are in the software and not yet in the manuscript: skills linked to evidence with half credit for the unlinked, and rejection reasons that reach the applicant. Both change sentences the paper already contains — the scoring formula in Chapter 3, and the description of what an applicant is told — so they are edits rather than additions.</w:t>
-      </w:r>
-    </w:p>
-    <w:p>
-      <w:pPr>
-        <w:pStyle w:val="ListParagraph"/>
-        <w:numPr>
-          <w:ilvl w:val="0"/>
-          <w:numId w:val="2"/>
-        </w:numPr>
-        <w:spacing w:after="70"/>
-      </w:pPr>
-      <w:r>
-        <w:t>The scoring formula as printed in Chapter 3 is now incomplete. It reads matched ÷ required; it should read (matched − unsourced × 0.5) ÷ required. Anyone reproducing a score by hand from the paper alone would get the wrong number for an applicant with an unsourced skill.</w:t>
+        <w:t>Two features are in the software and not yet in the manuscript itself: skills linked to evidence with half credit for the unlinked, and rejection reasons that reach the applicant. Both are written up in the replacement-text document and are waiting to be pasted in.</w:t>
+      </w:r>
+    </w:p>
+    <w:p>
+      <w:pPr>
+        <w:pStyle w:val="ListParagraph"/>
+        <w:numPr>
+          <w:ilvl w:val="0"/>
+          <w:numId w:val="2"/>
+        </w:numPr>
+        <w:spacing w:after="70"/>
+      </w:pPr>
+      <w:r>
+        <w:t>The scoring formula as printed in Chapter 3 is incomplete in the manuscript itself. It reads matched ÷ required; it should read (matched − unsourced × 0.5) ÷ required. The replacement text in ResumeMatch-PH-Updated-Manuscript-Sections.docx has been corrected — Replacement 8, Development and Testing — so the fix is a copy-and-paste, but nobody has pasted it yet.</w:t>
       </w:r>
     </w:p>
     <w:p>

--- a/05_Website_Angular/docs/ResumeMatch-PH-Manuscript-Guide.docx
+++ b/05_Website_Angular/docs/ResumeMatch-PH-Manuscript-Guide.docx
@@ -177,7 +177,7 @@
         <w:spacing w:after="70"/>
       </w:pPr>
       <w:r>
-        <w:t xml:space="preserve">The system shows the applicant how the score was worked out, including which required skills they were missing.</w:t>
+        <w:t>The system shows the applicant how the score was worked out, including how many required skills their resume does not carry and of what kind.</w:t>
       </w:r>
     </w:p>
     <w:p>

--- a/05_Website_Angular/docs/ResumeMatch-PH-Manuscript-Guide.docx
+++ b/05_Website_Angular/docs/ResumeMatch-PH-Manuscript-Guide.docx
@@ -99,6 +99,56 @@
     <w:p>
       <w:r>
         <w:br w:type="page"/>
+      </w:r>
+    </w:p>
+    <w:p>
+      <w:pPr>
+        <w:pStyle w:val="Heading1"/>
+      </w:pPr>
+      <w:r>
+        <w:t>Start here if this is new to you</w:t>
+      </w:r>
+    </w:p>
+    <w:p>
+      <w:pPr>
+        <w:spacing w:after="260"/>
+        <w:ind w:left="900" w:right="900"/>
+        <w:jc w:val="center"/>
+      </w:pPr>
+      <w:r>
+        <w:rPr>
+          <w:sz w:val="20"/>
+          <w:szCs w:val="20"/>
+        </w:rPr>
+        <w:t>This guide explains the paper chapter by chapter. It is written for someone defending work they did not write.</w:t>
+      </w:r>
+    </w:p>
+    <w:p>
+      <w:pPr>
+        <w:spacing w:after="260"/>
+        <w:ind w:left="900" w:right="900"/>
+        <w:jc w:val="center"/>
+      </w:pPr>
+      <w:r>
+        <w:rPr>
+          <w:sz w:val="20"/>
+          <w:szCs w:val="20"/>
+        </w:rPr>
+        <w:t>If the statistics are the part that worries you, read section 7 of ResumeMatch-PH-Explained-Simply.docx first. It says what each calculation is FOR in ordinary words — what question it answers — before you meet it here in the language of the paper.</w:t>
+      </w:r>
+    </w:p>
+    <w:p>
+      <w:pPr>
+        <w:spacing w:after="260"/>
+        <w:ind w:left="900" w:right="900"/>
+        <w:jc w:val="center"/>
+      </w:pPr>
+      <w:r>
+        <w:rPr>
+          <w:sz w:val="20"/>
+          <w:szCs w:val="20"/>
+        </w:rPr>
+        <w:t>The habit that matters most in a defence: know which sentences in your paper are claims you can prove, and which are choices you made. Confusing the two is what gets a group into trouble.</w:t>
       </w:r>
     </w:p>
     <w:p>
